--- a/Coding 1 - year/Unit 5 - Functions and Modularity/Daily Lesson Plans/Word/Day 112.docx
+++ b/Coding 1 - year/Unit 5 - Functions and Modularity/Daily Lesson Plans/Word/Day 112.docx
@@ -50,12 +50,15 @@
               </w:rPr>
               <w:t xml:space="preserve">Coding I — Full Year</w:t>
             </w:r>
-          </w:p>
-          <w:p>
-            <w:pPr>
-              <w:spacing w:before="40"/>
-              <w:jc w:val="center"/>
-            </w:pPr>
+            <w:r>
+              <w:rPr>
+                <w:rFonts w:ascii="Arial" w:cs="Arial" w:eastAsia="Arial" w:hAnsi="Arial"/>
+                <w:sz w:val="16"/>
+                <w:szCs w:val="16"/>
+              </w:rPr>
+              <w:br/>
+              <w:t xml:space="preserve"/>
+            </w:r>
             <w:r>
               <w:rPr>
                 <w:rFonts w:ascii="Arial" w:cs="Arial" w:eastAsia="Arial" w:hAnsi="Arial"/>
@@ -83,7 +86,7 @@
           <w:rFonts w:ascii="Arial" w:cs="Arial" w:eastAsia="Arial" w:hAnsi="Arial"/>
           <w:b/>
           <w:bCs/>
-          <w:color w:val="1F3864"/>
+          <w:color w:val="2B5797"/>
           <w:sz w:val="32"/>
           <w:szCs w:val="32"/>
         </w:rPr>
@@ -261,9 +264,9 @@
               <w:right w:val="single" w:color="CCCCCC" w:sz="1"/>
             </w:tcBorders>
             <w:tcMar>
-              <w:top w:type="dxa" w:w="60"/>
+              <w:top w:type="dxa" w:w="80"/>
               <w:left w:type="dxa" w:w="120"/>
-              <w:bottom w:type="dxa" w:w="60"/>
+              <w:bottom w:type="dxa" w:w="80"/>
               <w:right w:type="dxa" w:w="120"/>
             </w:tcMar>
           </w:tcPr>
@@ -290,20 +293,213 @@
               <w:right w:val="single" w:color="CCCCCC" w:sz="1"/>
             </w:tcBorders>
             <w:tcMar>
-              <w:top w:type="dxa" w:w="60"/>
+              <w:top w:type="dxa" w:w="80"/>
               <w:left w:type="dxa" w:w="120"/>
-              <w:bottom w:type="dxa" w:w="60"/>
+              <w:bottom w:type="dxa" w:w="80"/>
               <w:right w:type="dxa" w:w="120"/>
             </w:tcMar>
           </w:tcPr>
           <w:p>
-            <w:r>
-              <w:rPr>
-                <w:rFonts w:ascii="Arial" w:cs="Arial" w:eastAsia="Arial" w:hAnsi="Arial"/>
-                <w:sz w:val="20"/>
-                <w:szCs w:val="20"/>
+            <w:pPr>
+              <w:spacing w:after="80" w:before="80"/>
+            </w:pPr>
+            <w:r>
+              <w:rPr>
+                <w:rFonts w:ascii="Arial" w:cs="Arial" w:eastAsia="Arial" w:hAnsi="Arial"/>
+                <w:b/>
+                <w:bCs/>
+                <w:i w:val="false"/>
+                <w:iCs w:val="false"/>
+                <w:color w:val="000000"/>
+                <w:sz w:val="22"/>
+                <w:szCs w:val="22"/>
               </w:rPr>
               <w:t xml:space="preserve">Bell Ringer / Review</w:t>
+            </w:r>
+            <w:r>
+              <w:rPr>
+                <w:rFonts w:ascii="Arial" w:cs="Arial" w:eastAsia="Arial" w:hAnsi="Arial"/>
+                <w:sz w:val="20"/>
+                <w:szCs w:val="20"/>
+              </w:rPr>
+              <w:br/>
+              <w:t xml:space="preserve"/>
+            </w:r>
+            <w:r>
+              <w:rPr>
+                <w:rFonts w:ascii="Arial" w:cs="Arial" w:eastAsia="Arial" w:hAnsi="Arial"/>
+                <w:sz w:val="20"/>
+                <w:szCs w:val="20"/>
+              </w:rPr>
+              <w:br/>
+              <w:t xml:space="preserve"/>
+            </w:r>
+            <w:r>
+              <w:rPr>
+                <w:rFonts w:ascii="Arial" w:cs="Arial" w:eastAsia="Arial" w:hAnsi="Arial"/>
+                <w:b/>
+                <w:bCs/>
+                <w:i w:val="false"/>
+                <w:iCs w:val="false"/>
+                <w:color w:val="000000"/>
+                <w:sz w:val="20"/>
+                <w:szCs w:val="20"/>
+              </w:rPr>
+              <w:t xml:space="preserve">Quick Write </w:t>
+            </w:r>
+            <w:r>
+              <w:rPr>
+                <w:rFonts w:ascii="Arial" w:cs="Arial" w:eastAsia="Arial" w:hAnsi="Arial"/>
+                <w:b w:val="false"/>
+                <w:bCs w:val="false"/>
+                <w:i w:val="false"/>
+                <w:iCs w:val="false"/>
+                <w:color w:val="000000"/>
+                <w:sz w:val="20"/>
+                <w:szCs w:val="20"/>
+              </w:rPr>
+              <w:t xml:space="preserve">(3 min — written or verbal):</w:t>
+            </w:r>
+            <w:r>
+              <w:rPr>
+                <w:rFonts w:ascii="Arial" w:cs="Arial" w:eastAsia="Arial" w:hAnsi="Arial"/>
+                <w:sz w:val="20"/>
+                <w:szCs w:val="20"/>
+              </w:rPr>
+              <w:br/>
+              <w:t xml:space="preserve"/>
+            </w:r>
+            <w:r>
+              <w:rPr>
+                <w:rFonts w:ascii="Arial" w:cs="Arial" w:eastAsia="Arial" w:hAnsi="Arial"/>
+                <w:b w:val="false"/>
+                <w:bCs w:val="false"/>
+                <w:i w:val="false"/>
+                <w:iCs w:val="false"/>
+                <w:color w:val="000000"/>
+                <w:sz w:val="20"/>
+                <w:szCs w:val="20"/>
+              </w:rPr>
+              <w:t xml:space="preserve">    In your own words: Organize my program using the main() function pattern to create clean, modular code?</w:t>
+            </w:r>
+            <w:r>
+              <w:rPr>
+                <w:rFonts w:ascii="Arial" w:cs="Arial" w:eastAsia="Arial" w:hAnsi="Arial"/>
+                <w:sz w:val="20"/>
+                <w:szCs w:val="20"/>
+              </w:rPr>
+              <w:br/>
+              <w:t xml:space="preserve"/>
+            </w:r>
+            <w:r>
+              <w:rPr>
+                <w:rFonts w:ascii="Arial" w:cs="Arial" w:eastAsia="Arial" w:hAnsi="Arial"/>
+                <w:sz w:val="20"/>
+                <w:szCs w:val="20"/>
+              </w:rPr>
+              <w:br/>
+              <w:t xml:space="preserve"/>
+            </w:r>
+            <w:r>
+              <w:rPr>
+                <w:rFonts w:ascii="Arial" w:cs="Arial" w:eastAsia="Arial" w:hAnsi="Arial"/>
+                <w:b/>
+                <w:bCs/>
+                <w:i w:val="false"/>
+                <w:iCs w:val="false"/>
+                <w:color w:val="000000"/>
+                <w:sz w:val="20"/>
+                <w:szCs w:val="20"/>
+              </w:rPr>
+              <w:t xml:space="preserve">Vocabulary Preview — </w:t>
+            </w:r>
+            <w:r>
+              <w:rPr>
+                <w:rFonts w:ascii="Arial" w:cs="Arial" w:eastAsia="Arial" w:hAnsi="Arial"/>
+                <w:b w:val="false"/>
+                <w:bCs w:val="false"/>
+                <w:i w:val="false"/>
+                <w:iCs w:val="false"/>
+                <w:color w:val="000000"/>
+                <w:sz w:val="20"/>
+                <w:szCs w:val="20"/>
+              </w:rPr>
+              <w:t xml:space="preserve">terms we'll use today:</w:t>
+            </w:r>
+            <w:r>
+              <w:rPr>
+                <w:rFonts w:ascii="Arial" w:cs="Arial" w:eastAsia="Arial" w:hAnsi="Arial"/>
+                <w:sz w:val="20"/>
+                <w:szCs w:val="20"/>
+              </w:rPr>
+              <w:br/>
+              <w:t xml:space="preserve"/>
+            </w:r>
+            <w:r>
+              <w:rPr>
+                <w:rFonts w:ascii="Arial" w:cs="Arial" w:eastAsia="Arial" w:hAnsi="Arial"/>
+                <w:b w:val="false"/>
+                <w:bCs w:val="false"/>
+                <w:i w:val="false"/>
+                <w:iCs w:val="false"/>
+                <w:color w:val="000000"/>
+                <w:sz w:val="20"/>
+                <w:szCs w:val="20"/>
+              </w:rPr>
+              <w:t xml:space="preserve">    • `main()` function   •   Clarity   •   Modularity   •   Testability   •   Convention</w:t>
+            </w:r>
+            <w:r>
+              <w:rPr>
+                <w:rFonts w:ascii="Arial" w:cs="Arial" w:eastAsia="Arial" w:hAnsi="Arial"/>
+                <w:sz w:val="20"/>
+                <w:szCs w:val="20"/>
+              </w:rPr>
+              <w:br/>
+              <w:t xml:space="preserve"/>
+            </w:r>
+            <w:r>
+              <w:rPr>
+                <w:rFonts w:ascii="Arial" w:cs="Arial" w:eastAsia="Arial" w:hAnsi="Arial"/>
+                <w:sz w:val="20"/>
+                <w:szCs w:val="20"/>
+              </w:rPr>
+              <w:br/>
+              <w:t xml:space="preserve"/>
+            </w:r>
+            <w:r>
+              <w:rPr>
+                <w:rFonts w:ascii="Arial" w:cs="Arial" w:eastAsia="Arial" w:hAnsi="Arial"/>
+                <w:b w:val="false"/>
+                <w:bCs w:val="false"/>
+                <w:i/>
+                <w:iCs/>
+                <w:color w:val="444444"/>
+                <w:sz w:val="20"/>
+                <w:szCs w:val="20"/>
+              </w:rPr>
+              <w:t xml:space="preserve">Today's Goal: By the end of class you will be able to organize my program using the main() function pattern to create clean, modular code.</w:t>
+            </w:r>
+            <w:r>
+              <w:rPr>
+                <w:rFonts w:ascii="Arial" w:cs="Arial" w:eastAsia="Arial" w:hAnsi="Arial"/>
+                <w:sz w:val="20"/>
+                <w:szCs w:val="20"/>
+              </w:rPr>
+              <w:br/>
+              <w:t xml:space="preserve"/>
+            </w:r>
+            <w:r>
+              <w:rPr>
+                <w:rFonts w:ascii="Arial" w:cs="Arial" w:eastAsia="Arial" w:hAnsi="Arial"/>
+                <w:b w:val="false"/>
+                <w:bCs w:val="false"/>
+                <w:i/>
+                <w:iCs/>
+                <w:color w:val="555555"/>
+                <w:sz w:val="20"/>
+                <w:szCs w:val="20"/>
+              </w:rPr>
+              <w:t xml:space="preserve">→ Pair-share your response, then 2–3 students share with the class.</w:t>
             </w:r>
           </w:p>
         </w:tc>
@@ -319,9 +515,9 @@
               <w:right w:val="single" w:color="CCCCCC" w:sz="1"/>
             </w:tcBorders>
             <w:tcMar>
-              <w:top w:type="dxa" w:w="60"/>
+              <w:top w:type="dxa" w:w="80"/>
               <w:left w:type="dxa" w:w="120"/>
-              <w:bottom w:type="dxa" w:w="60"/>
+              <w:bottom w:type="dxa" w:w="80"/>
               <w:right w:type="dxa" w:w="120"/>
             </w:tcMar>
           </w:tcPr>
@@ -348,20 +544,446 @@
               <w:right w:val="single" w:color="CCCCCC" w:sz="1"/>
             </w:tcBorders>
             <w:tcMar>
-              <w:top w:type="dxa" w:w="60"/>
+              <w:top w:type="dxa" w:w="80"/>
               <w:left w:type="dxa" w:w="120"/>
-              <w:bottom w:type="dxa" w:w="60"/>
+              <w:bottom w:type="dxa" w:w="80"/>
               <w:right w:type="dxa" w:w="120"/>
             </w:tcMar>
           </w:tcPr>
           <w:p>
-            <w:r>
-              <w:rPr>
-                <w:rFonts w:ascii="Arial" w:cs="Arial" w:eastAsia="Arial" w:hAnsi="Arial"/>
-                <w:sz w:val="20"/>
-                <w:szCs w:val="20"/>
-              </w:rPr>
-              <w:t xml:space="preserve">Mini Lesson: The main() Function Pattern</w:t>
+            <w:pPr>
+              <w:spacing w:after="80" w:before="80"/>
+            </w:pPr>
+            <w:r>
+              <w:rPr>
+                <w:rFonts w:ascii="Arial" w:cs="Arial" w:eastAsia="Arial" w:hAnsi="Arial"/>
+                <w:b/>
+                <w:bCs/>
+                <w:i w:val="false"/>
+                <w:iCs w:val="false"/>
+                <w:color w:val="000000"/>
+                <w:sz w:val="22"/>
+                <w:szCs w:val="22"/>
+              </w:rPr>
+              <w:t xml:space="preserve">Mini Lesson: </w:t>
+            </w:r>
+            <w:r>
+              <w:rPr>
+                <w:rFonts w:ascii="Arial" w:cs="Arial" w:eastAsia="Arial" w:hAnsi="Arial"/>
+                <w:b w:val="false"/>
+                <w:bCs w:val="false"/>
+                <w:i w:val="false"/>
+                <w:iCs w:val="false"/>
+                <w:color w:val="000000"/>
+                <w:sz w:val="22"/>
+                <w:szCs w:val="22"/>
+              </w:rPr>
+              <w:t xml:space="preserve">The main() Function Pattern</w:t>
+            </w:r>
+            <w:r>
+              <w:rPr>
+                <w:rFonts w:ascii="Arial" w:cs="Arial" w:eastAsia="Arial" w:hAnsi="Arial"/>
+                <w:sz w:val="20"/>
+                <w:szCs w:val="20"/>
+              </w:rPr>
+              <w:br/>
+              <w:t xml:space="preserve"/>
+            </w:r>
+            <w:r>
+              <w:rPr>
+                <w:rFonts w:ascii="Arial" w:cs="Arial" w:eastAsia="Arial" w:hAnsi="Arial"/>
+                <w:sz w:val="20"/>
+                <w:szCs w:val="20"/>
+              </w:rPr>
+              <w:br/>
+              <w:t xml:space="preserve"/>
+            </w:r>
+            <w:r>
+              <w:rPr>
+                <w:rFonts w:ascii="Arial" w:cs="Arial" w:eastAsia="Arial" w:hAnsi="Arial"/>
+                <w:b/>
+                <w:bCs/>
+                <w:i/>
+                <w:iCs/>
+                <w:color w:val="000000"/>
+                <w:sz w:val="20"/>
+                <w:szCs w:val="20"/>
+              </w:rPr>
+              <w:t xml:space="preserve">Learning Target: </w:t>
+            </w:r>
+            <w:r>
+              <w:rPr>
+                <w:rFonts w:ascii="Arial" w:cs="Arial" w:eastAsia="Arial" w:hAnsi="Arial"/>
+                <w:b w:val="false"/>
+                <w:bCs w:val="false"/>
+                <w:i/>
+                <w:iCs/>
+                <w:color w:val="333333"/>
+                <w:sz w:val="20"/>
+                <w:szCs w:val="20"/>
+              </w:rPr>
+              <w:t xml:space="preserve">I can organize my program using the main() function pattern to create clean, modular code.</w:t>
+            </w:r>
+            <w:r>
+              <w:rPr>
+                <w:rFonts w:ascii="Arial" w:cs="Arial" w:eastAsia="Arial" w:hAnsi="Arial"/>
+                <w:sz w:val="20"/>
+                <w:szCs w:val="20"/>
+              </w:rPr>
+              <w:br/>
+              <w:t xml:space="preserve"/>
+            </w:r>
+            <w:r>
+              <w:rPr>
+                <w:rFonts w:ascii="Arial" w:cs="Arial" w:eastAsia="Arial" w:hAnsi="Arial"/>
+                <w:sz w:val="20"/>
+                <w:szCs w:val="20"/>
+              </w:rPr>
+              <w:br/>
+              <w:t xml:space="preserve"/>
+            </w:r>
+            <w:r>
+              <w:rPr>
+                <w:rFonts w:ascii="Arial" w:cs="Arial" w:eastAsia="Arial" w:hAnsi="Arial"/>
+                <w:b w:val="false"/>
+                <w:bCs w:val="false"/>
+                <w:i w:val="false"/>
+                <w:iCs w:val="false"/>
+                <w:color w:val="000000"/>
+                <w:sz w:val="20"/>
+                <w:szCs w:val="20"/>
+              </w:rPr>
+              <w:t xml:space="preserve">A common and professional pattern in Python is to write a main() function that orchestrates your entire program. The main() function:</w:t>
+            </w:r>
+            <w:r>
+              <w:rPr>
+                <w:rFonts w:ascii="Arial" w:cs="Arial" w:eastAsia="Arial" w:hAnsi="Arial"/>
+                <w:sz w:val="20"/>
+                <w:szCs w:val="20"/>
+              </w:rPr>
+              <w:br/>
+              <w:t xml:space="preserve"/>
+            </w:r>
+            <w:r>
+              <w:rPr>
+                <w:rFonts w:ascii="Arial" w:cs="Arial" w:eastAsia="Arial" w:hAnsi="Arial"/>
+                <w:b w:val="false"/>
+                <w:bCs w:val="false"/>
+                <w:i w:val="false"/>
+                <w:iCs w:val="false"/>
+                <w:color w:val="000000"/>
+                <w:sz w:val="20"/>
+                <w:szCs w:val="20"/>
+              </w:rPr>
+              <w:t xml:space="preserve">This pattern keeps your program clean and organized. It's especially useful because:</w:t>
+            </w:r>
+            <w:r>
+              <w:rPr>
+                <w:rFonts w:ascii="Arial" w:cs="Arial" w:eastAsia="Arial" w:hAnsi="Arial"/>
+                <w:sz w:val="20"/>
+                <w:szCs w:val="20"/>
+              </w:rPr>
+              <w:br/>
+              <w:t xml:space="preserve"/>
+            </w:r>
+            <w:r>
+              <w:rPr>
+                <w:rFonts w:ascii="Arial" w:cs="Arial" w:eastAsia="Arial" w:hAnsi="Arial"/>
+                <w:sz w:val="20"/>
+                <w:szCs w:val="20"/>
+              </w:rPr>
+              <w:br/>
+              <w:t xml:space="preserve"/>
+            </w:r>
+            <w:r>
+              <w:rPr>
+                <w:rFonts w:ascii="Arial" w:cs="Arial" w:eastAsia="Arial" w:hAnsi="Arial"/>
+                <w:b/>
+                <w:bCs/>
+                <w:i w:val="false"/>
+                <w:iCs w:val="false"/>
+                <w:color w:val="000000"/>
+                <w:sz w:val="20"/>
+                <w:szCs w:val="20"/>
+              </w:rPr>
+              <w:t xml:space="preserve">Key Concepts:</w:t>
+            </w:r>
+            <w:r>
+              <w:rPr>
+                <w:rFonts w:ascii="Arial" w:cs="Arial" w:eastAsia="Arial" w:hAnsi="Arial"/>
+                <w:sz w:val="20"/>
+                <w:szCs w:val="20"/>
+              </w:rPr>
+              <w:br/>
+              <w:t xml:space="preserve"/>
+            </w:r>
+            <w:r>
+              <w:rPr>
+                <w:rFonts w:ascii="Arial" w:cs="Arial" w:eastAsia="Arial" w:hAnsi="Arial"/>
+                <w:b w:val="false"/>
+                <w:bCs w:val="false"/>
+                <w:i w:val="false"/>
+                <w:iCs w:val="false"/>
+                <w:color w:val="000000"/>
+                <w:sz w:val="20"/>
+                <w:szCs w:val="20"/>
+              </w:rPr>
+              <w:t xml:space="preserve">    • Calls other functions in the right order</w:t>
+            </w:r>
+            <w:r>
+              <w:rPr>
+                <w:rFonts w:ascii="Arial" w:cs="Arial" w:eastAsia="Arial" w:hAnsi="Arial"/>
+                <w:sz w:val="20"/>
+                <w:szCs w:val="20"/>
+              </w:rPr>
+              <w:br/>
+              <w:t xml:space="preserve"/>
+            </w:r>
+            <w:r>
+              <w:rPr>
+                <w:rFonts w:ascii="Arial" w:cs="Arial" w:eastAsia="Arial" w:hAnsi="Arial"/>
+                <w:b w:val="false"/>
+                <w:bCs w:val="false"/>
+                <w:i w:val="false"/>
+                <w:iCs w:val="false"/>
+                <w:color w:val="000000"/>
+                <w:sz w:val="20"/>
+                <w:szCs w:val="20"/>
+              </w:rPr>
+              <w:t xml:space="preserve">    • Controls the overall program flow</w:t>
+            </w:r>
+            <w:r>
+              <w:rPr>
+                <w:rFonts w:ascii="Arial" w:cs="Arial" w:eastAsia="Arial" w:hAnsi="Arial"/>
+                <w:sz w:val="20"/>
+                <w:szCs w:val="20"/>
+              </w:rPr>
+              <w:br/>
+              <w:t xml:space="preserve"/>
+            </w:r>
+            <w:r>
+              <w:rPr>
+                <w:rFonts w:ascii="Arial" w:cs="Arial" w:eastAsia="Arial" w:hAnsi="Arial"/>
+                <w:b w:val="false"/>
+                <w:bCs w:val="false"/>
+                <w:i w:val="false"/>
+                <w:iCs w:val="false"/>
+                <w:color w:val="000000"/>
+                <w:sz w:val="20"/>
+                <w:szCs w:val="20"/>
+              </w:rPr>
+              <w:t xml:space="preserve">    • Is called once, at the very bottom of the file</w:t>
+            </w:r>
+            <w:r>
+              <w:rPr>
+                <w:rFonts w:ascii="Arial" w:cs="Arial" w:eastAsia="Arial" w:hAnsi="Arial"/>
+                <w:sz w:val="20"/>
+                <w:szCs w:val="20"/>
+              </w:rPr>
+              <w:br/>
+              <w:t xml:space="preserve"/>
+            </w:r>
+            <w:r>
+              <w:rPr>
+                <w:rFonts w:ascii="Arial" w:cs="Arial" w:eastAsia="Arial" w:hAnsi="Arial"/>
+                <w:b w:val="false"/>
+                <w:bCs w:val="false"/>
+                <w:i w:val="false"/>
+                <w:iCs w:val="false"/>
+                <w:color w:val="000000"/>
+                <w:sz w:val="20"/>
+                <w:szCs w:val="20"/>
+              </w:rPr>
+              <w:t xml:space="preserve">    • Clarity — You can see the whole program at a glance by reading main()</w:t>
+            </w:r>
+            <w:r>
+              <w:rPr>
+                <w:rFonts w:ascii="Arial" w:cs="Arial" w:eastAsia="Arial" w:hAnsi="Arial"/>
+                <w:sz w:val="20"/>
+                <w:szCs w:val="20"/>
+              </w:rPr>
+              <w:br/>
+              <w:t xml:space="preserve"/>
+            </w:r>
+            <w:r>
+              <w:rPr>
+                <w:rFonts w:ascii="Arial" w:cs="Arial" w:eastAsia="Arial" w:hAnsi="Arial"/>
+                <w:b w:val="false"/>
+                <w:bCs w:val="false"/>
+                <w:i w:val="false"/>
+                <w:iCs w:val="false"/>
+                <w:color w:val="000000"/>
+                <w:sz w:val="20"/>
+                <w:szCs w:val="20"/>
+              </w:rPr>
+              <w:t xml:space="preserve">    • Modularity — All the helper functions are separate and reusable</w:t>
+            </w:r>
+            <w:r>
+              <w:rPr>
+                <w:rFonts w:ascii="Arial" w:cs="Arial" w:eastAsia="Arial" w:hAnsi="Arial"/>
+                <w:sz w:val="20"/>
+                <w:szCs w:val="20"/>
+              </w:rPr>
+              <w:br/>
+              <w:t xml:space="preserve"/>
+            </w:r>
+            <w:r>
+              <w:rPr>
+                <w:rFonts w:ascii="Arial" w:cs="Arial" w:eastAsia="Arial" w:hAnsi="Arial"/>
+                <w:b w:val="false"/>
+                <w:bCs w:val="false"/>
+                <w:i w:val="false"/>
+                <w:iCs w:val="false"/>
+                <w:color w:val="000000"/>
+                <w:sz w:val="20"/>
+                <w:szCs w:val="20"/>
+              </w:rPr>
+              <w:t xml:space="preserve">    • Testability — You can test individual functions without running the whole program</w:t>
+            </w:r>
+            <w:r>
+              <w:rPr>
+                <w:rFonts w:ascii="Arial" w:cs="Arial" w:eastAsia="Arial" w:hAnsi="Arial"/>
+                <w:sz w:val="20"/>
+                <w:szCs w:val="20"/>
+              </w:rPr>
+              <w:br/>
+              <w:t xml:space="preserve"/>
+            </w:r>
+            <w:r>
+              <w:rPr>
+                <w:rFonts w:ascii="Arial" w:cs="Arial" w:eastAsia="Arial" w:hAnsi="Arial"/>
+                <w:b w:val="false"/>
+                <w:bCs w:val="false"/>
+                <w:i w:val="false"/>
+                <w:iCs w:val="false"/>
+                <w:color w:val="000000"/>
+                <w:sz w:val="20"/>
+                <w:szCs w:val="20"/>
+              </w:rPr>
+              <w:t xml:space="preserve">    • Convention — Professional Python code uses this pattern</w:t>
+            </w:r>
+            <w:r>
+              <w:rPr>
+                <w:rFonts w:ascii="Arial" w:cs="Arial" w:eastAsia="Arial" w:hAnsi="Arial"/>
+                <w:sz w:val="20"/>
+                <w:szCs w:val="20"/>
+              </w:rPr>
+              <w:br/>
+              <w:t xml:space="preserve"/>
+            </w:r>
+            <w:r>
+              <w:rPr>
+                <w:rFonts w:ascii="Arial" w:cs="Arial" w:eastAsia="Arial" w:hAnsi="Arial"/>
+                <w:sz w:val="20"/>
+                <w:szCs w:val="20"/>
+              </w:rPr>
+              <w:br/>
+              <w:t xml:space="preserve"/>
+            </w:r>
+            <w:r>
+              <w:rPr>
+                <w:rFonts w:ascii="Arial" w:cs="Arial" w:eastAsia="Arial" w:hAnsi="Arial"/>
+                <w:b/>
+                <w:bCs/>
+                <w:i w:val="false"/>
+                <w:iCs w:val="false"/>
+                <w:color w:val="000000"/>
+                <w:sz w:val="20"/>
+                <w:szCs w:val="20"/>
+              </w:rPr>
+              <w:t xml:space="preserve">Vocabulary: </w:t>
+            </w:r>
+            <w:r>
+              <w:rPr>
+                <w:rFonts w:ascii="Arial" w:cs="Arial" w:eastAsia="Arial" w:hAnsi="Arial"/>
+                <w:b w:val="false"/>
+                <w:bCs w:val="false"/>
+                <w:i w:val="false"/>
+                <w:iCs w:val="false"/>
+                <w:color w:val="000000"/>
+                <w:sz w:val="20"/>
+                <w:szCs w:val="20"/>
+              </w:rPr>
+              <w:t xml:space="preserve">`main()` function, Clarity, Modularity, Testability, Convention</w:t>
+            </w:r>
+            <w:r>
+              <w:rPr>
+                <w:rFonts w:ascii="Arial" w:cs="Arial" w:eastAsia="Arial" w:hAnsi="Arial"/>
+                <w:sz w:val="20"/>
+                <w:szCs w:val="20"/>
+              </w:rPr>
+              <w:br/>
+              <w:t xml:space="preserve"/>
+            </w:r>
+            <w:r>
+              <w:rPr>
+                <w:rFonts w:ascii="Arial" w:cs="Arial" w:eastAsia="Arial" w:hAnsi="Arial"/>
+                <w:sz w:val="20"/>
+                <w:szCs w:val="20"/>
+              </w:rPr>
+              <w:br/>
+              <w:t xml:space="preserve"/>
+            </w:r>
+            <w:r>
+              <w:rPr>
+                <w:rFonts w:ascii="Arial" w:cs="Arial" w:eastAsia="Arial" w:hAnsi="Arial"/>
+                <w:b/>
+                <w:bCs/>
+                <w:i/>
+                <w:iCs/>
+                <w:color w:val="555555"/>
+                <w:sz w:val="20"/>
+                <w:szCs w:val="20"/>
+              </w:rPr>
+              <w:t xml:space="preserve">→ Live Demo — </w:t>
+            </w:r>
+            <w:r>
+              <w:rPr>
+                <w:rFonts w:ascii="Arial" w:cs="Arial" w:eastAsia="Arial" w:hAnsi="Arial"/>
+                <w:b w:val="false"/>
+                <w:bCs w:val="false"/>
+                <w:i/>
+                <w:iCs/>
+                <w:color w:val="555555"/>
+                <w:sz w:val="20"/>
+                <w:szCs w:val="20"/>
+              </w:rPr>
+              <w:t xml:space="preserve">type examples as students follow along in their own editor.</w:t>
+            </w:r>
+            <w:r>
+              <w:rPr>
+                <w:rFonts w:ascii="Arial" w:cs="Arial" w:eastAsia="Arial" w:hAnsi="Arial"/>
+                <w:sz w:val="20"/>
+                <w:szCs w:val="20"/>
+              </w:rPr>
+              <w:br/>
+              <w:t xml:space="preserve"/>
+            </w:r>
+            <w:r>
+              <w:rPr>
+                <w:rFonts w:ascii="Arial" w:cs="Arial" w:eastAsia="Arial" w:hAnsi="Arial"/>
+                <w:b/>
+                <w:bCs/>
+                <w:i/>
+                <w:iCs/>
+                <w:color w:val="555555"/>
+                <w:sz w:val="20"/>
+                <w:szCs w:val="20"/>
+              </w:rPr>
+              <w:t xml:space="preserve">→ Check for Understanding: </w:t>
+            </w:r>
+            <w:r>
+              <w:rPr>
+                <w:rFonts w:ascii="Arial" w:cs="Arial" w:eastAsia="Arial" w:hAnsi="Arial"/>
+                <w:b w:val="false"/>
+                <w:bCs w:val="false"/>
+                <w:i/>
+                <w:iCs/>
+                <w:color w:val="555555"/>
+                <w:sz w:val="20"/>
+                <w:szCs w:val="20"/>
+              </w:rPr>
+              <w:t xml:space="preserve">pause and cold-call: “Can someone explain what we just did in their own words?”</w:t>
             </w:r>
           </w:p>
         </w:tc>
@@ -377,9 +999,9 @@
               <w:right w:val="single" w:color="CCCCCC" w:sz="1"/>
             </w:tcBorders>
             <w:tcMar>
-              <w:top w:type="dxa" w:w="60"/>
+              <w:top w:type="dxa" w:w="80"/>
               <w:left w:type="dxa" w:w="120"/>
-              <w:bottom w:type="dxa" w:w="60"/>
+              <w:bottom w:type="dxa" w:w="80"/>
               <w:right w:type="dxa" w:w="120"/>
             </w:tcMar>
           </w:tcPr>
@@ -406,20 +1028,90 @@
               <w:right w:val="single" w:color="CCCCCC" w:sz="1"/>
             </w:tcBorders>
             <w:tcMar>
-              <w:top w:type="dxa" w:w="60"/>
+              <w:top w:type="dxa" w:w="80"/>
               <w:left w:type="dxa" w:w="120"/>
-              <w:bottom w:type="dxa" w:w="60"/>
+              <w:bottom w:type="dxa" w:w="80"/>
               <w:right w:type="dxa" w:w="120"/>
             </w:tcMar>
           </w:tcPr>
           <w:p>
-            <w:r>
-              <w:rPr>
-                <w:rFonts w:ascii="Arial" w:cs="Arial" w:eastAsia="Arial" w:hAnsi="Arial"/>
-                <w:sz w:val="20"/>
-                <w:szCs w:val="20"/>
+            <w:pPr>
+              <w:spacing w:after="80" w:before="80"/>
+            </w:pPr>
+            <w:r>
+              <w:rPr>
+                <w:rFonts w:ascii="Arial" w:cs="Arial" w:eastAsia="Arial" w:hAnsi="Arial"/>
+                <w:b/>
+                <w:bCs/>
+                <w:i w:val="false"/>
+                <w:iCs w:val="false"/>
+                <w:color w:val="000000"/>
+                <w:sz w:val="22"/>
+                <w:szCs w:val="22"/>
               </w:rPr>
               <w:t xml:space="preserve">Guided Practice</w:t>
+            </w:r>
+            <w:r>
+              <w:rPr>
+                <w:rFonts w:ascii="Arial" w:cs="Arial" w:eastAsia="Arial" w:hAnsi="Arial"/>
+                <w:sz w:val="20"/>
+                <w:szCs w:val="20"/>
+              </w:rPr>
+              <w:br/>
+              <w:t xml:space="preserve"/>
+            </w:r>
+            <w:r>
+              <w:rPr>
+                <w:rFonts w:ascii="Arial" w:cs="Arial" w:eastAsia="Arial" w:hAnsi="Arial"/>
+                <w:sz w:val="20"/>
+                <w:szCs w:val="20"/>
+              </w:rPr>
+              <w:br/>
+              <w:t xml:space="preserve"/>
+            </w:r>
+            <w:r>
+              <w:rPr>
+                <w:rFonts w:ascii="Arial" w:cs="Arial" w:eastAsia="Arial" w:hAnsi="Arial"/>
+                <w:b w:val="false"/>
+                <w:bCs w:val="false"/>
+                <w:i w:val="false"/>
+                <w:iCs w:val="false"/>
+                <w:color w:val="000000"/>
+                <w:sz w:val="20"/>
+                <w:szCs w:val="20"/>
+              </w:rPr>
+              <w:t xml:space="preserve">1. Take one of your previous programs and reorganize it using the main() pattern. What functions do you have? What should main() call?</w:t>
+            </w:r>
+            <w:r>
+              <w:rPr>
+                <w:rFonts w:ascii="Arial" w:cs="Arial" w:eastAsia="Arial" w:hAnsi="Arial"/>
+                <w:sz w:val="20"/>
+                <w:szCs w:val="20"/>
+              </w:rPr>
+              <w:br/>
+              <w:t xml:space="preserve"/>
+            </w:r>
+            <w:r>
+              <w:rPr>
+                <w:rFonts w:ascii="Arial" w:cs="Arial" w:eastAsia="Arial" w:hAnsi="Arial"/>
+                <w:sz w:val="20"/>
+                <w:szCs w:val="20"/>
+              </w:rPr>
+              <w:br/>
+              <w:t xml:space="preserve"/>
+            </w:r>
+            <w:r>
+              <w:rPr>
+                <w:rFonts w:ascii="Arial" w:cs="Arial" w:eastAsia="Arial" w:hAnsi="Arial"/>
+                <w:b w:val="false"/>
+                <w:bCs w:val="false"/>
+                <w:i/>
+                <w:iCs/>
+                <w:color w:val="555555"/>
+                <w:sz w:val="20"/>
+                <w:szCs w:val="20"/>
+              </w:rPr>
+              <w:t xml:space="preserve">→ Teacher models — students try alongside, then compare results.</w:t>
             </w:r>
           </w:p>
         </w:tc>
@@ -435,9 +1127,9 @@
               <w:right w:val="single" w:color="CCCCCC" w:sz="1"/>
             </w:tcBorders>
             <w:tcMar>
-              <w:top w:type="dxa" w:w="60"/>
+              <w:top w:type="dxa" w:w="80"/>
               <w:left w:type="dxa" w:w="120"/>
-              <w:bottom w:type="dxa" w:w="60"/>
+              <w:bottom w:type="dxa" w:w="80"/>
               <w:right w:type="dxa" w:w="120"/>
             </w:tcMar>
           </w:tcPr>
@@ -450,7 +1142,7 @@
                 <w:sz w:val="20"/>
                 <w:szCs w:val="20"/>
               </w:rPr>
-              <w:t xml:space="preserve">15-20 min</w:t>
+              <w:t xml:space="preserve">15–20 min</w:t>
             </w:r>
           </w:p>
         </w:tc>
@@ -464,20 +1156,164 @@
               <w:right w:val="single" w:color="CCCCCC" w:sz="1"/>
             </w:tcBorders>
             <w:tcMar>
-              <w:top w:type="dxa" w:w="60"/>
+              <w:top w:type="dxa" w:w="80"/>
               <w:left w:type="dxa" w:w="120"/>
-              <w:bottom w:type="dxa" w:w="60"/>
+              <w:bottom w:type="dxa" w:w="80"/>
               <w:right w:type="dxa" w:w="120"/>
             </w:tcMar>
           </w:tcPr>
           <w:p>
-            <w:r>
-              <w:rPr>
-                <w:rFonts w:ascii="Arial" w:cs="Arial" w:eastAsia="Arial" w:hAnsi="Arial"/>
-                <w:sz w:val="20"/>
-                <w:szCs w:val="20"/>
+            <w:pPr>
+              <w:spacing w:after="80" w:before="80"/>
+            </w:pPr>
+            <w:r>
+              <w:rPr>
+                <w:rFonts w:ascii="Arial" w:cs="Arial" w:eastAsia="Arial" w:hAnsi="Arial"/>
+                <w:b/>
+                <w:bCs/>
+                <w:i w:val="false"/>
+                <w:iCs w:val="false"/>
+                <w:color w:val="000000"/>
+                <w:sz w:val="22"/>
+                <w:szCs w:val="22"/>
               </w:rPr>
               <w:t xml:space="preserve">Independent Practice / Code Along</w:t>
+            </w:r>
+            <w:r>
+              <w:rPr>
+                <w:rFonts w:ascii="Arial" w:cs="Arial" w:eastAsia="Arial" w:hAnsi="Arial"/>
+                <w:sz w:val="20"/>
+                <w:szCs w:val="20"/>
+              </w:rPr>
+              <w:br/>
+              <w:t xml:space="preserve"/>
+            </w:r>
+            <w:r>
+              <w:rPr>
+                <w:rFonts w:ascii="Arial" w:cs="Arial" w:eastAsia="Arial" w:hAnsi="Arial"/>
+                <w:b/>
+                <w:bCs/>
+                <w:i w:val="false"/>
+                <w:iCs w:val="false"/>
+                <w:color w:val="000000"/>
+                <w:sz w:val="20"/>
+                <w:szCs w:val="20"/>
+              </w:rPr>
+              <w:t xml:space="preserve">    Beginner: </w:t>
+            </w:r>
+            <w:r>
+              <w:rPr>
+                <w:rFonts w:ascii="Arial" w:cs="Arial" w:eastAsia="Arial" w:hAnsi="Arial"/>
+                <w:b w:val="false"/>
+                <w:bCs w:val="false"/>
+                <w:i w:val="false"/>
+                <w:iCs w:val="false"/>
+                <w:color w:val="000000"/>
+                <w:sz w:val="20"/>
+                <w:szCs w:val="20"/>
+              </w:rPr>
+              <w:t xml:space="preserve">Write a program with a main() function that calls greet(), ask_age(), and show_message(). Each helper function should do something simple. U…</w:t>
+            </w:r>
+            <w:r>
+              <w:rPr>
+                <w:rFonts w:ascii="Arial" w:cs="Arial" w:eastAsia="Arial" w:hAnsi="Arial"/>
+                <w:sz w:val="20"/>
+                <w:szCs w:val="20"/>
+              </w:rPr>
+              <w:br/>
+              <w:t xml:space="preserve"/>
+            </w:r>
+            <w:r>
+              <w:rPr>
+                <w:rFonts w:ascii="Arial" w:cs="Arial" w:eastAsia="Arial" w:hAnsi="Arial"/>
+                <w:b/>
+                <w:bCs/>
+                <w:i w:val="false"/>
+                <w:iCs w:val="false"/>
+                <w:color w:val="000000"/>
+                <w:sz w:val="20"/>
+                <w:szCs w:val="20"/>
+              </w:rPr>
+              <w:t xml:space="preserve">    Intermediate: </w:t>
+            </w:r>
+            <w:r>
+              <w:rPr>
+                <w:rFonts w:ascii="Arial" w:cs="Arial" w:eastAsia="Arial" w:hAnsi="Arial"/>
+                <w:b w:val="false"/>
+                <w:bCs w:val="false"/>
+                <w:i w:val="false"/>
+                <w:iCs w:val="false"/>
+                <w:color w:val="000000"/>
+                <w:sz w:val="20"/>
+                <w:szCs w:val="20"/>
+              </w:rPr>
+              <w:t xml:space="preserve">Reorganize one of your previous labs (like the grade manager or temperature converter) using the main() pattern. Identify all your functions…</w:t>
+            </w:r>
+            <w:r>
+              <w:rPr>
+                <w:rFonts w:ascii="Arial" w:cs="Arial" w:eastAsia="Arial" w:hAnsi="Arial"/>
+                <w:sz w:val="20"/>
+                <w:szCs w:val="20"/>
+              </w:rPr>
+              <w:br/>
+              <w:t xml:space="preserve"/>
+            </w:r>
+            <w:r>
+              <w:rPr>
+                <w:rFonts w:ascii="Arial" w:cs="Arial" w:eastAsia="Arial" w:hAnsi="Arial"/>
+                <w:b/>
+                <w:bCs/>
+                <w:i w:val="false"/>
+                <w:iCs w:val="false"/>
+                <w:color w:val="000000"/>
+                <w:sz w:val="20"/>
+                <w:szCs w:val="20"/>
+              </w:rPr>
+              <w:t xml:space="preserve">    Challenge: </w:t>
+            </w:r>
+            <w:r>
+              <w:rPr>
+                <w:rFonts w:ascii="Arial" w:cs="Arial" w:eastAsia="Arial" w:hAnsi="Arial"/>
+                <w:b w:val="false"/>
+                <w:bCs w:val="false"/>
+                <w:i w:val="false"/>
+                <w:iCs w:val="false"/>
+                <w:color w:val="000000"/>
+                <w:sz w:val="20"/>
+                <w:szCs w:val="20"/>
+              </w:rPr>
+              <w:t xml:space="preserve">Write a program that asks the user for a list of words, then processes it (counts, finds longest, etc.). Use main() to control the flow, and…</w:t>
+            </w:r>
+            <w:r>
+              <w:rPr>
+                <w:rFonts w:ascii="Arial" w:cs="Arial" w:eastAsia="Arial" w:hAnsi="Arial"/>
+                <w:sz w:val="20"/>
+                <w:szCs w:val="20"/>
+              </w:rPr>
+              <w:br/>
+              <w:t xml:space="preserve"/>
+            </w:r>
+            <w:r>
+              <w:rPr>
+                <w:rFonts w:ascii="Arial" w:cs="Arial" w:eastAsia="Arial" w:hAnsi="Arial"/>
+                <w:sz w:val="20"/>
+                <w:szCs w:val="20"/>
+              </w:rPr>
+              <w:br/>
+              <w:t xml:space="preserve"/>
+            </w:r>
+            <w:r>
+              <w:rPr>
+                <w:rFonts w:ascii="Arial" w:cs="Arial" w:eastAsia="Arial" w:hAnsi="Arial"/>
+                <w:b w:val="false"/>
+                <w:bCs w:val="false"/>
+                <w:i/>
+                <w:iCs/>
+                <w:color w:val="555555"/>
+                <w:sz w:val="20"/>
+                <w:szCs w:val="20"/>
+              </w:rPr>
+              <w:t xml:space="preserve">→ Teacher circulates — offer hints, check for understanding.</w:t>
             </w:r>
           </w:p>
         </w:tc>
@@ -493,9 +1329,9 @@
               <w:right w:val="single" w:color="CCCCCC" w:sz="1"/>
             </w:tcBorders>
             <w:tcMar>
-              <w:top w:type="dxa" w:w="60"/>
+              <w:top w:type="dxa" w:w="80"/>
               <w:left w:type="dxa" w:w="120"/>
-              <w:bottom w:type="dxa" w:w="60"/>
+              <w:bottom w:type="dxa" w:w="80"/>
               <w:right w:type="dxa" w:w="120"/>
             </w:tcMar>
           </w:tcPr>
@@ -522,20 +1358,90 @@
               <w:right w:val="single" w:color="CCCCCC" w:sz="1"/>
             </w:tcBorders>
             <w:tcMar>
-              <w:top w:type="dxa" w:w="60"/>
+              <w:top w:type="dxa" w:w="80"/>
               <w:left w:type="dxa" w:w="120"/>
-              <w:bottom w:type="dxa" w:w="60"/>
+              <w:bottom w:type="dxa" w:w="80"/>
               <w:right w:type="dxa" w:w="120"/>
             </w:tcMar>
           </w:tcPr>
           <w:p>
-            <w:r>
-              <w:rPr>
-                <w:rFonts w:ascii="Arial" w:cs="Arial" w:eastAsia="Arial" w:hAnsi="Arial"/>
-                <w:sz w:val="20"/>
-                <w:szCs w:val="20"/>
+            <w:pPr>
+              <w:spacing w:after="80" w:before="80"/>
+            </w:pPr>
+            <w:r>
+              <w:rPr>
+                <w:rFonts w:ascii="Arial" w:cs="Arial" w:eastAsia="Arial" w:hAnsi="Arial"/>
+                <w:b/>
+                <w:bCs/>
+                <w:i w:val="false"/>
+                <w:iCs w:val="false"/>
+                <w:color w:val="000000"/>
+                <w:sz w:val="22"/>
+                <w:szCs w:val="22"/>
               </w:rPr>
               <w:t xml:space="preserve">Exit Ticket / Wrap-Up</w:t>
+            </w:r>
+            <w:r>
+              <w:rPr>
+                <w:rFonts w:ascii="Arial" w:cs="Arial" w:eastAsia="Arial" w:hAnsi="Arial"/>
+                <w:sz w:val="20"/>
+                <w:szCs w:val="20"/>
+              </w:rPr>
+              <w:br/>
+              <w:t xml:space="preserve"/>
+            </w:r>
+            <w:r>
+              <w:rPr>
+                <w:rFonts w:ascii="Arial" w:cs="Arial" w:eastAsia="Arial" w:hAnsi="Arial"/>
+                <w:sz w:val="20"/>
+                <w:szCs w:val="20"/>
+              </w:rPr>
+              <w:br/>
+              <w:t xml:space="preserve"/>
+            </w:r>
+            <w:r>
+              <w:rPr>
+                <w:rFonts w:ascii="Arial" w:cs="Arial" w:eastAsia="Arial" w:hAnsi="Arial"/>
+                <w:b w:val="false"/>
+                <w:bCs w:val="false"/>
+                <w:i w:val="false"/>
+                <w:iCs w:val="false"/>
+                <w:color w:val="000000"/>
+                <w:sz w:val="20"/>
+                <w:szCs w:val="20"/>
+              </w:rPr>
+              <w:t xml:space="preserve">Quick Check: Organize my program using the main() function pattern to create clean, modular code?</w:t>
+            </w:r>
+            <w:r>
+              <w:rPr>
+                <w:rFonts w:ascii="Arial" w:cs="Arial" w:eastAsia="Arial" w:hAnsi="Arial"/>
+                <w:sz w:val="20"/>
+                <w:szCs w:val="20"/>
+              </w:rPr>
+              <w:br/>
+              <w:t xml:space="preserve"/>
+            </w:r>
+            <w:r>
+              <w:rPr>
+                <w:rFonts w:ascii="Arial" w:cs="Arial" w:eastAsia="Arial" w:hAnsi="Arial"/>
+                <w:sz w:val="20"/>
+                <w:szCs w:val="20"/>
+              </w:rPr>
+              <w:br/>
+              <w:t xml:space="preserve"/>
+            </w:r>
+            <w:r>
+              <w:rPr>
+                <w:rFonts w:ascii="Arial" w:cs="Arial" w:eastAsia="Arial" w:hAnsi="Arial"/>
+                <w:b w:val="false"/>
+                <w:bCs w:val="false"/>
+                <w:i/>
+                <w:iCs/>
+                <w:color w:val="555555"/>
+                <w:sz w:val="20"/>
+                <w:szCs w:val="20"/>
+              </w:rPr>
+              <w:t xml:space="preserve">→ 3–2–1: Name 3 things learned, 2 new vocab words, 1 question you still have.</w:t>
             </w:r>
           </w:p>
         </w:tc>
@@ -838,19 +1744,6 @@
                 <w:sz w:val="18"/>
                 <w:szCs w:val="18"/>
               </w:rPr>
-              <w:t xml:space="preserve"># Helper functions first</w:t>
-            </w:r>
-          </w:p>
-          <w:p>
-            <w:pPr>
-              <w:spacing w:after="20"/>
-            </w:pPr>
-            <w:r>
-              <w:rPr>
-                <w:rFonts w:ascii="Courier New" w:cs="Courier New" w:eastAsia="Courier New" w:hAnsi="Courier New"/>
-                <w:sz w:val="18"/>
-                <w:szCs w:val="18"/>
-              </w:rPr>
               <w:t xml:space="preserve">def function_1():</w:t>
             </w:r>
           </w:p>
@@ -929,7 +1822,7 @@
                 <w:sz w:val="18"/>
                 <w:szCs w:val="18"/>
               </w:rPr>
-              <w:t xml:space="preserve"># Main function near the end</w:t>
+              <w:t xml:space="preserve"> </w:t>
             </w:r>
           </w:p>
           <w:p>
@@ -1007,7 +1900,7 @@
                 <w:sz w:val="18"/>
                 <w:szCs w:val="18"/>
               </w:rPr>
-              <w:t xml:space="preserve"># Call main at the very bottom</w:t>
+              <w:t xml:space="preserve"> </w:t>
             </w:r>
           </w:p>
           <w:p>
@@ -1087,19 +1980,6 @@
                 <w:sz w:val="18"/>
                 <w:szCs w:val="18"/>
               </w:rPr>
-              <w:t xml:space="preserve"># Example 1: Simple main() pattern</w:t>
-            </w:r>
-          </w:p>
-          <w:p>
-            <w:pPr>
-              <w:spacing w:after="20"/>
-            </w:pPr>
-            <w:r>
-              <w:rPr>
-                <w:rFonts w:ascii="Courier New" w:cs="Courier New" w:eastAsia="Courier New" w:hAnsi="Courier New"/>
-                <w:sz w:val="18"/>
-                <w:szCs w:val="18"/>
-              </w:rPr>
               <w:t xml:space="preserve">def greet_user():</w:t>
             </w:r>
           </w:p>
@@ -1336,19 +2216,6 @@
                 <w:sz w:val="18"/>
                 <w:szCs w:val="18"/>
               </w:rPr>
-              <w:t xml:space="preserve"># Example 2: More complex program with main()</w:t>
-            </w:r>
-          </w:p>
-          <w:p>
-            <w:pPr>
-              <w:spacing w:after="20"/>
-            </w:pPr>
-            <w:r>
-              <w:rPr>
-                <w:rFonts w:ascii="Courier New" w:cs="Courier New" w:eastAsia="Courier New" w:hAnsi="Courier New"/>
-                <w:sz w:val="18"/>
-                <w:szCs w:val="18"/>
-              </w:rPr>
               <w:t xml:space="preserve">def get_numbers():</w:t>
             </w:r>
           </w:p>
@@ -1858,19 +2725,6 @@
                 <w:sz w:val="18"/>
                 <w:szCs w:val="18"/>
               </w:rPr>
-              <w:t xml:space="preserve"># Example 3: Game with main() pattern</w:t>
-            </w:r>
-          </w:p>
-          <w:p>
-            <w:pPr>
-              <w:spacing w:after="20"/>
-            </w:pPr>
-            <w:r>
-              <w:rPr>
-                <w:rFonts w:ascii="Courier New" w:cs="Courier New" w:eastAsia="Courier New" w:hAnsi="Courier New"/>
-                <w:sz w:val="18"/>
-                <w:szCs w:val="18"/>
-              </w:rPr>
               <w:t xml:space="preserve">def load_game():</w:t>
             </w:r>
           </w:p>
@@ -2354,19 +3208,6 @@
                 <w:sz w:val="18"/>
                 <w:szCs w:val="18"/>
               </w:rPr>
-              <w:t xml:space="preserve"># Problem 1 Example</w:t>
-            </w:r>
-          </w:p>
-          <w:p>
-            <w:pPr>
-              <w:spacing w:after="20"/>
-            </w:pPr>
-            <w:r>
-              <w:rPr>
-                <w:rFonts w:ascii="Courier New" w:cs="Courier New" w:eastAsia="Courier New" w:hAnsi="Courier New"/>
-                <w:sz w:val="18"/>
-                <w:szCs w:val="18"/>
-              </w:rPr>
               <w:t xml:space="preserve">def greet():</w:t>
             </w:r>
           </w:p>
@@ -2658,19 +3499,6 @@
               <w:right w:type="dxa" w:w="160"/>
             </w:tcMar>
           </w:tcPr>
-          <w:p>
-            <w:pPr>
-              <w:spacing w:after="20"/>
-            </w:pPr>
-            <w:r>
-              <w:rPr>
-                <w:rFonts w:ascii="Courier New" w:cs="Courier New" w:eastAsia="Courier New" w:hAnsi="Courier New"/>
-                <w:sz w:val="18"/>
-                <w:szCs w:val="18"/>
-              </w:rPr>
-              <w:t xml:space="preserve"># Problem 2 Example (Grade Manager reorganized)</w:t>
-            </w:r>
-          </w:p>
           <w:p>
             <w:pPr>
               <w:spacing w:after="20"/>

--- a/Coding 1 - year/Unit 5 - Functions and Modularity/Daily Lesson Plans/Word/Day 112.docx
+++ b/Coding 1 - year/Unit 5 - Functions and Modularity/Daily Lesson Plans/Word/Day 112.docx
@@ -380,7 +380,7 @@
                 <w:sz w:val="20"/>
                 <w:szCs w:val="20"/>
               </w:rPr>
-              <w:t xml:space="preserve">    In your own words: Organize my program using the main() function pattern to create clean, modular code?</w:t>
+              <w:t xml:space="preserve">    Why does it matter how we organize my program using the main() function pattern to create clean, modular code? What could go wrong if data is disorganized?</w:t>
             </w:r>
             <w:r>
               <w:rPr>
@@ -477,7 +477,7 @@
                 <w:sz w:val="20"/>
                 <w:szCs w:val="20"/>
               </w:rPr>
-              <w:t xml:space="preserve">Today's Goal: By the end of class you will be able to organize my program using the main() function pattern to create clean, modular code.</w:t>
+              <w:t xml:space="preserve">Today’s Goal: By the end of class you will be able to organize my program using the main() function pattern to create clean, modular code.</w:t>
             </w:r>
             <w:r>
               <w:rPr>
@@ -1410,7 +1410,7 @@
                 <w:sz w:val="20"/>
                 <w:szCs w:val="20"/>
               </w:rPr>
-              <w:t xml:space="preserve">Quick Check: Organize my program using the main() function pattern to create clean, modular code?</w:t>
+              <w:t xml:space="preserve">Why is it important to organize my program using the main() function pattern to create clean, modular code? What happens if you don't?</w:t>
             </w:r>
             <w:r>
               <w:rPr>
